--- a/01-嵌入式操作系统及应用/01-教案/嵌入式操作系统及应用-21.docx
+++ b/01-嵌入式操作系统及应用/01-教案/嵌入式操作系统及应用-21.docx
@@ -235,6 +235,21 @@
                 <w:lang w:val="en-US" w:eastAsia="zh-CN"/>
               </w:rPr>
             </w:pPr>
+            <w:r>
+              <w:rPr>
+                <w:rFonts w:ascii="Segoe UI" w:hAnsi="Segoe UI" w:eastAsia="Segoe UI" w:cs="Segoe UI"/>
+                <w:i w:val="0"/>
+                <w:iCs w:val="0"/>
+                <w:caps w:val="0"/>
+                <w:spacing w:val="0"/>
+                <w:sz w:val="16"/>
+                <w:szCs w:val="16"/>
+                <w:shd w:val="clear" w:fill="FBFBFB"/>
+              </w:rPr>
+              <w:t>2025-12-10</w:t>
+            </w:r>
+            <w:bookmarkStart w:id="0" w:name="_GoBack"/>
+            <w:bookmarkEnd w:id="0"/>
           </w:p>
         </w:tc>
       </w:tr>
@@ -318,33 +333,6 @@
               </w:rPr>
               <w:t>物联网2411</w:t>
             </w:r>
-            <w:r>
-              <w:rPr>
-                <w:rFonts w:hint="eastAsia" w:ascii="宋体" w:hAnsi="宋体" w:eastAsia="宋体" w:cs="宋体"/>
-                <w:sz w:val="21"/>
-                <w:szCs w:val="21"/>
-                <w:lang w:val="en-US" w:eastAsia="zh-CN"/>
-              </w:rPr>
-              <w:t>|</w:t>
-            </w:r>
-            <w:r>
-              <w:rPr>
-                <w:rFonts w:hint="eastAsia" w:ascii="宋体" w:hAnsi="宋体" w:eastAsia="宋体" w:cs="宋体"/>
-                <w:sz w:val="21"/>
-                <w:szCs w:val="21"/>
-                <w:lang w:eastAsia="zh-CN"/>
-              </w:rPr>
-              <w:t>物联网241</w:t>
-            </w:r>
-            <w:r>
-              <w:rPr>
-                <w:rFonts w:hint="eastAsia" w:ascii="宋体" w:hAnsi="宋体" w:eastAsia="宋体" w:cs="宋体"/>
-                <w:sz w:val="21"/>
-                <w:szCs w:val="21"/>
-                <w:lang w:val="en-US" w:eastAsia="zh-CN"/>
-              </w:rPr>
-              <w:t>2</w:t>
-            </w:r>
           </w:p>
         </w:tc>
         <w:tc>
@@ -418,7 +406,6 @@
             <w:insideH w:val="single" w:color="auto" w:sz="4" w:space="0"/>
             <w:insideV w:val="single" w:color="auto" w:sz="4" w:space="0"/>
           </w:tblBorders>
-          <w:shd w:val="clear" w:color="auto" w:fill="FFFFFF"/>
           <w:tblCellMar>
             <w:top w:w="0" w:type="dxa"/>
             <w:left w:w="108" w:type="dxa"/>
@@ -501,6 +488,7 @@
             <w:insideH w:val="single" w:color="auto" w:sz="4" w:space="0"/>
             <w:insideV w:val="single" w:color="auto" w:sz="4" w:space="0"/>
           </w:tblBorders>
+          <w:shd w:val="clear" w:color="auto" w:fill="FFFFFF"/>
           <w:tblCellMar>
             <w:top w:w="0" w:type="dxa"/>
             <w:left w:w="108" w:type="dxa"/>
@@ -808,7 +796,6 @@
                 <w:spacing w:val="0"/>
                 <w:sz w:val="17"/>
                 <w:szCs w:val="17"/>
-                <w:bdr w:val="none" w:color="auto" w:sz="0" w:space="0"/>
                 <w:shd w:val="clear" w:fill="F0F0F0"/>
               </w:rPr>
               <w:t>LzWatchdogInit()</w:t>
@@ -838,7 +825,6 @@
                 <w:spacing w:val="0"/>
                 <w:sz w:val="17"/>
                 <w:szCs w:val="17"/>
-                <w:bdr w:val="none" w:color="auto" w:sz="0" w:space="0"/>
                 <w:shd w:val="clear" w:fill="F0F0F0"/>
               </w:rPr>
               <w:t>LzWatchdogSetTimeout()</w:t>
@@ -868,7 +854,6 @@
                 <w:spacing w:val="0"/>
                 <w:sz w:val="17"/>
                 <w:szCs w:val="17"/>
-                <w:bdr w:val="none" w:color="auto" w:sz="0" w:space="0"/>
                 <w:shd w:val="clear" w:fill="F0F0F0"/>
               </w:rPr>
               <w:t>LzWatchdogKeepAlive()</w:t>
@@ -926,7 +911,6 @@
                 <w:spacing w:val="0"/>
                 <w:sz w:val="17"/>
                 <w:szCs w:val="17"/>
-                <w:bdr w:val="none" w:color="auto" w:sz="0" w:space="0"/>
                 <w:shd w:val="clear" w:fill="F0F0F0"/>
               </w:rPr>
               <w:t>1.3981013*(2^n)</w:t>
@@ -1012,7 +996,6 @@
                 <w:spacing w:val="0"/>
                 <w:sz w:val="17"/>
                 <w:szCs w:val="17"/>
-                <w:bdr w:val="none" w:color="auto" w:sz="0" w:space="0"/>
                 <w:shd w:val="clear" w:fill="F0F0F0"/>
               </w:rPr>
               <w:t>b12_watchdog</w:t>
@@ -1070,7 +1053,6 @@
                 <w:spacing w:val="0"/>
                 <w:sz w:val="17"/>
                 <w:szCs w:val="17"/>
-                <w:bdr w:val="none" w:color="auto" w:sz="0" w:space="0"/>
                 <w:shd w:val="clear" w:fill="F0F0F0"/>
               </w:rPr>
               <w:t>BUILD.gn</w:t>
@@ -1100,7 +1082,6 @@
                 <w:spacing w:val="0"/>
                 <w:sz w:val="17"/>
                 <w:szCs w:val="17"/>
-                <w:bdr w:val="none" w:color="auto" w:sz="0" w:space="0"/>
                 <w:shd w:val="clear" w:fill="F0F0F0"/>
               </w:rPr>
               <w:t>Makefile</w:t>
@@ -1281,6 +1262,7 @@
             <w:insideH w:val="single" w:color="auto" w:sz="4" w:space="0"/>
             <w:insideV w:val="single" w:color="auto" w:sz="4" w:space="0"/>
           </w:tblBorders>
+          <w:shd w:val="clear" w:color="auto" w:fill="FFFFFF"/>
           <w:tblCellMar>
             <w:top w:w="0" w:type="dxa"/>
             <w:left w:w="108" w:type="dxa"/>
@@ -1409,7 +1391,6 @@
                 <w:spacing w:val="0"/>
                 <w:sz w:val="17"/>
                 <w:szCs w:val="17"/>
-                <w:bdr w:val="none" w:color="auto" w:sz="0" w:space="0"/>
                 <w:shd w:val="clear" w:fill="F0F0F0"/>
               </w:rPr>
               <w:t>LzWatchdogInit()</w:t>
@@ -1439,7 +1420,6 @@
                 <w:spacing w:val="0"/>
                 <w:sz w:val="17"/>
                 <w:szCs w:val="17"/>
-                <w:bdr w:val="none" w:color="auto" w:sz="0" w:space="0"/>
                 <w:shd w:val="clear" w:fill="F0F0F0"/>
               </w:rPr>
               <w:t>LzWatchdogSetTimeout(20)</w:t>
@@ -1469,7 +1449,6 @@
                 <w:spacing w:val="0"/>
                 <w:sz w:val="17"/>
                 <w:szCs w:val="17"/>
-                <w:bdr w:val="none" w:color="auto" w:sz="0" w:space="0"/>
                 <w:shd w:val="clear" w:fill="F0F0F0"/>
               </w:rPr>
               <w:t>LzWatchdogKeepAlive()</w:t>
@@ -1527,7 +1506,6 @@
                 <w:spacing w:val="0"/>
                 <w:sz w:val="17"/>
                 <w:szCs w:val="17"/>
-                <w:bdr w:val="none" w:color="auto" w:sz="0" w:space="0"/>
                 <w:shd w:val="clear" w:fill="F0F0F0"/>
               </w:rPr>
               <w:t>vendor/lockzhiner/rk2206/sample/BUILD.gn</w:t>
@@ -1557,7 +1535,6 @@
                 <w:spacing w:val="0"/>
                 <w:sz w:val="17"/>
                 <w:szCs w:val="17"/>
-                <w:bdr w:val="none" w:color="auto" w:sz="0" w:space="0"/>
                 <w:shd w:val="clear" w:fill="F0F0F0"/>
               </w:rPr>
               <w:t>./b12_watchdog:watchdog_example</w:t>
@@ -1587,7 +1564,6 @@
                 <w:spacing w:val="0"/>
                 <w:sz w:val="17"/>
                 <w:szCs w:val="17"/>
-                <w:bdr w:val="none" w:color="auto" w:sz="0" w:space="0"/>
                 <w:shd w:val="clear" w:fill="F0F0F0"/>
               </w:rPr>
               <w:t>Makefile</w:t>
@@ -1617,7 +1593,6 @@
                 <w:spacing w:val="0"/>
                 <w:sz w:val="17"/>
                 <w:szCs w:val="17"/>
-                <w:bdr w:val="none" w:color="auto" w:sz="0" w:space="0"/>
                 <w:shd w:val="clear" w:fill="F0F0F0"/>
               </w:rPr>
               <w:t>-lwatchdog_example</w:t>
@@ -1731,7 +1706,6 @@
                 <w:spacing w:val="0"/>
                 <w:sz w:val="17"/>
                 <w:szCs w:val="17"/>
-                <w:bdr w:val="none" w:color="auto" w:sz="0" w:space="0"/>
                 <w:shd w:val="clear" w:fill="F0F0F0"/>
               </w:rPr>
               <w:t>1.3981013*(2^n)</w:t>
@@ -1761,7 +1735,6 @@
                 <w:spacing w:val="0"/>
                 <w:sz w:val="17"/>
                 <w:szCs w:val="17"/>
-                <w:bdr w:val="none" w:color="auto" w:sz="0" w:space="0"/>
                 <w:shd w:val="clear" w:fill="F0F0F0"/>
               </w:rPr>
               <w:t>n=4</w:t>
@@ -2301,7 +2274,6 @@
                 <w:spacing w:val="0"/>
                 <w:sz w:val="17"/>
                 <w:szCs w:val="17"/>
-                <w:bdr w:val="none" w:color="auto" w:sz="0" w:space="0"/>
                 <w:shd w:val="clear" w:fill="F0F0F0"/>
               </w:rPr>
               <w:t>LzWatchdogSetTimeout()</w:t>
@@ -2331,7 +2303,6 @@
                 <w:spacing w:val="0"/>
                 <w:sz w:val="17"/>
                 <w:szCs w:val="17"/>
-                <w:bdr w:val="none" w:color="auto" w:sz="0" w:space="0"/>
                 <w:shd w:val="clear" w:fill="F0F0F0"/>
               </w:rPr>
               <w:t>1.3981013*(2^3)=11.18</w:t>
@@ -2389,7 +2360,6 @@
                 <w:spacing w:val="0"/>
                 <w:sz w:val="17"/>
                 <w:szCs w:val="17"/>
-                <w:bdr w:val="none" w:color="auto" w:sz="0" w:space="0"/>
                 <w:shd w:val="clear" w:fill="F0F0F0"/>
               </w:rPr>
               <w:t>LzWatchdogKeepAlive()</w:t>
@@ -3120,7 +3090,6 @@
                 <w:spacing w:val="0"/>
                 <w:sz w:val="17"/>
                 <w:szCs w:val="17"/>
-                <w:bdr w:val="none" w:color="auto" w:sz="0" w:space="0"/>
                 <w:shd w:val="clear" w:fill="F0F0F0"/>
               </w:rPr>
               <w:t>n=4</w:t>
@@ -3178,7 +3147,6 @@
                 <w:spacing w:val="0"/>
                 <w:sz w:val="17"/>
                 <w:szCs w:val="17"/>
-                <w:bdr w:val="none" w:color="auto" w:sz="0" w:space="0"/>
                 <w:shd w:val="clear" w:fill="F0F0F0"/>
               </w:rPr>
               <w:t>LzWatchdogSetTimeout()</w:t>
@@ -3245,7 +3213,6 @@
                 <w:spacing w:val="0"/>
                 <w:sz w:val="17"/>
                 <w:szCs w:val="17"/>
-                <w:bdr w:val="none" w:color="auto" w:sz="0" w:space="0"/>
                 <w:shd w:val="clear" w:fill="F0F0F0"/>
               </w:rPr>
               <w:t>n</w:t>
@@ -4369,7 +4336,6 @@
                 <w:spacing w:val="0"/>
                 <w:sz w:val="17"/>
                 <w:szCs w:val="17"/>
-                <w:bdr w:val="none" w:color="auto" w:sz="0" w:space="0"/>
                 <w:shd w:val="clear" w:fill="F0F0F0"/>
               </w:rPr>
               <w:t>LzWatchdogInit()</w:t>
@@ -4427,7 +4393,6 @@
                 <w:spacing w:val="0"/>
                 <w:sz w:val="17"/>
                 <w:szCs w:val="17"/>
-                <w:bdr w:val="none" w:color="auto" w:sz="0" w:space="0"/>
                 <w:shd w:val="clear" w:fill="F0F0F0"/>
               </w:rPr>
               <w:t>LzWatchdogSetTimeout(UINT32 timeout)</w:t>
@@ -4457,7 +4422,6 @@
                 <w:spacing w:val="0"/>
                 <w:sz w:val="17"/>
                 <w:szCs w:val="17"/>
-                <w:bdr w:val="none" w:color="auto" w:sz="0" w:space="0"/>
                 <w:shd w:val="clear" w:fill="F0F0F0"/>
               </w:rPr>
               <w:t>timeout=20</w:t>
@@ -4487,7 +4451,6 @@
                 <w:spacing w:val="0"/>
                 <w:sz w:val="17"/>
                 <w:szCs w:val="17"/>
-                <w:bdr w:val="none" w:color="auto" w:sz="0" w:space="0"/>
                 <w:shd w:val="clear" w:fill="F0F0F0"/>
               </w:rPr>
               <w:t>n=4</w:t>
@@ -4545,7 +4508,6 @@
                 <w:spacing w:val="0"/>
                 <w:sz w:val="17"/>
                 <w:szCs w:val="17"/>
-                <w:bdr w:val="none" w:color="auto" w:sz="0" w:space="0"/>
                 <w:shd w:val="clear" w:fill="F0F0F0"/>
               </w:rPr>
               <w:t>LzWatchdogKeepAlive()</w:t>
@@ -4603,7 +4565,6 @@
                 <w:spacing w:val="0"/>
                 <w:sz w:val="17"/>
                 <w:szCs w:val="17"/>
-                <w:bdr w:val="none" w:color="auto" w:sz="0" w:space="0"/>
                 <w:shd w:val="clear" w:fill="F0F0F0"/>
               </w:rPr>
               <w:t>1.3981013*(2^n)</w:t>
@@ -4633,7 +4594,6 @@
                 <w:spacing w:val="0"/>
                 <w:sz w:val="17"/>
                 <w:szCs w:val="17"/>
-                <w:bdr w:val="none" w:color="auto" w:sz="0" w:space="0"/>
                 <w:shd w:val="clear" w:fill="F0F0F0"/>
               </w:rPr>
               <w:t>timeout=20</w:t>
@@ -4757,7 +4717,6 @@
                 <w:spacing w:val="0"/>
                 <w:sz w:val="17"/>
                 <w:szCs w:val="17"/>
-                <w:bdr w:val="none" w:color="auto" w:sz="0" w:space="0"/>
                 <w:shd w:val="clear" w:fill="F0F0F0"/>
               </w:rPr>
               <w:t>n</w:t>
@@ -5095,7 +5054,6 @@
                 <w:spacing w:val="0"/>
                 <w:sz w:val="17"/>
                 <w:szCs w:val="17"/>
-                <w:bdr w:val="none" w:color="auto" w:sz="0" w:space="0"/>
                 <w:shd w:val="clear" w:fill="F0F0F0"/>
               </w:rPr>
               <w:t>vendor/lockzhiner/rk2206/sample</w:t>
@@ -5125,7 +5083,6 @@
                 <w:spacing w:val="0"/>
                 <w:sz w:val="17"/>
                 <w:szCs w:val="17"/>
-                <w:bdr w:val="none" w:color="auto" w:sz="0" w:space="0"/>
                 <w:shd w:val="clear" w:fill="F0F0F0"/>
               </w:rPr>
               <w:t>b12_watchdog</w:t>
@@ -5267,7 +5224,6 @@
                 <w:spacing w:val="0"/>
                 <w:sz w:val="17"/>
                 <w:szCs w:val="17"/>
-                <w:bdr w:val="none" w:color="auto" w:sz="0" w:space="0"/>
                 <w:shd w:val="clear" w:fill="F0F0F0"/>
               </w:rPr>
               <w:t>BUILD.gn</w:t>
@@ -5297,7 +5253,6 @@
                 <w:spacing w:val="0"/>
                 <w:sz w:val="17"/>
                 <w:szCs w:val="17"/>
-                <w:bdr w:val="none" w:color="auto" w:sz="0" w:space="0"/>
                 <w:shd w:val="clear" w:fill="F0F0F0"/>
               </w:rPr>
               <w:t>Makefile</w:t>
@@ -5691,7 +5646,6 @@
                 <w:spacing w:val="0"/>
                 <w:sz w:val="17"/>
                 <w:szCs w:val="17"/>
-                <w:bdr w:val="none" w:color="auto" w:sz="0" w:space="0"/>
                 <w:shd w:val="clear" w:fill="F0F0F0"/>
               </w:rPr>
               <w:t>watchdog_process()</w:t>
@@ -5721,7 +5675,6 @@
                 <w:spacing w:val="0"/>
                 <w:sz w:val="17"/>
                 <w:szCs w:val="17"/>
-                <w:bdr w:val="none" w:color="auto" w:sz="0" w:space="0"/>
                 <w:shd w:val="clear" w:fill="F0F0F0"/>
               </w:rPr>
               <w:t>LzWatchdogKeepAlive()</w:t>
@@ -5807,7 +5760,6 @@
                 <w:spacing w:val="0"/>
                 <w:sz w:val="17"/>
                 <w:szCs w:val="17"/>
-                <w:bdr w:val="none" w:color="auto" w:sz="0" w:space="0"/>
                 <w:shd w:val="clear" w:fill="F0F0F0"/>
               </w:rPr>
               <w:t>BUILD.gn</w:t>
@@ -5837,7 +5789,6 @@
                 <w:spacing w:val="0"/>
                 <w:sz w:val="17"/>
                 <w:szCs w:val="17"/>
-                <w:bdr w:val="none" w:color="auto" w:sz="0" w:space="0"/>
                 <w:shd w:val="clear" w:fill="F0F0F0"/>
               </w:rPr>
               <w:t>features</w:t>
@@ -5867,7 +5818,6 @@
                 <w:spacing w:val="0"/>
                 <w:sz w:val="17"/>
                 <w:szCs w:val="17"/>
-                <w:bdr w:val="none" w:color="auto" w:sz="0" w:space="0"/>
                 <w:shd w:val="clear" w:fill="F0F0F0"/>
               </w:rPr>
               <w:t>./b12_watchdog:watchdog_example</w:t>
@@ -5925,7 +5875,6 @@
                 <w:spacing w:val="0"/>
                 <w:sz w:val="17"/>
                 <w:szCs w:val="17"/>
-                <w:bdr w:val="none" w:color="auto" w:sz="0" w:space="0"/>
                 <w:shd w:val="clear" w:fill="F0F0F0"/>
               </w:rPr>
               <w:t>Makefile</w:t>
@@ -5955,7 +5904,6 @@
                 <w:spacing w:val="0"/>
                 <w:sz w:val="17"/>
                 <w:szCs w:val="17"/>
-                <w:bdr w:val="none" w:color="auto" w:sz="0" w:space="0"/>
                 <w:shd w:val="clear" w:fill="F0F0F0"/>
               </w:rPr>
               <w:t>app_LIBS</w:t>
@@ -5985,7 +5933,6 @@
                 <w:spacing w:val="0"/>
                 <w:sz w:val="17"/>
                 <w:szCs w:val="17"/>
-                <w:bdr w:val="none" w:color="auto" w:sz="0" w:space="0"/>
                 <w:shd w:val="clear" w:fill="F0F0F0"/>
               </w:rPr>
               <w:t>-lwatchdog_example</w:t>
@@ -6413,7 +6360,6 @@
                 <w:spacing w:val="0"/>
                 <w:sz w:val="17"/>
                 <w:szCs w:val="17"/>
-                <w:bdr w:val="none" w:color="auto" w:sz="0" w:space="0"/>
                 <w:shd w:val="clear" w:fill="F0F0F0"/>
               </w:rPr>
               <w:t>b12_watchdog</w:t>
@@ -6443,7 +6389,6 @@
                 <w:spacing w:val="0"/>
                 <w:sz w:val="17"/>
                 <w:szCs w:val="17"/>
-                <w:bdr w:val="none" w:color="auto" w:sz="0" w:space="0"/>
                 <w:shd w:val="clear" w:fill="F0F0F0"/>
               </w:rPr>
               <w:t>mkdir -p b12_watchdog</w:t>
@@ -6501,7 +6446,6 @@
                 <w:spacing w:val="0"/>
                 <w:sz w:val="17"/>
                 <w:szCs w:val="17"/>
-                <w:bdr w:val="none" w:color="auto" w:sz="0" w:space="0"/>
                 <w:shd w:val="clear" w:fill="F0F0F0"/>
               </w:rPr>
               <w:t>watchdog_example.c</w:t>
@@ -6559,7 +6503,6 @@
                 <w:spacing w:val="0"/>
                 <w:sz w:val="17"/>
                 <w:szCs w:val="17"/>
-                <w:bdr w:val="none" w:color="auto" w:sz="0" w:space="0"/>
                 <w:shd w:val="clear" w:fill="F0F0F0"/>
               </w:rPr>
               <w:t>#include "lz_watchdog.h"</w:t>
@@ -6617,7 +6560,6 @@
                 <w:spacing w:val="0"/>
                 <w:sz w:val="17"/>
                 <w:szCs w:val="17"/>
-                <w:bdr w:val="none" w:color="auto" w:sz="0" w:space="0"/>
                 <w:shd w:val="clear" w:fill="F0F0F0"/>
               </w:rPr>
               <w:t>watchdog_process()</w:t>
@@ -6675,7 +6617,6 @@
                 <w:spacing w:val="0"/>
                 <w:sz w:val="17"/>
                 <w:szCs w:val="17"/>
-                <w:bdr w:val="none" w:color="auto" w:sz="0" w:space="0"/>
                 <w:shd w:val="clear" w:fill="F0F0F0"/>
               </w:rPr>
               <w:t>BUILD.gn</w:t>
@@ -6705,7 +6646,6 @@
                 <w:spacing w:val="0"/>
                 <w:sz w:val="17"/>
                 <w:szCs w:val="17"/>
-                <w:bdr w:val="none" w:color="auto" w:sz="0" w:space="0"/>
                 <w:shd w:val="clear" w:fill="F0F0F0"/>
               </w:rPr>
               <w:t>Makefile</w:t>
@@ -6791,7 +6731,6 @@
                 <w:spacing w:val="0"/>
                 <w:sz w:val="17"/>
                 <w:szCs w:val="17"/>
-                <w:bdr w:val="none" w:color="auto" w:sz="0" w:space="0"/>
                 <w:shd w:val="clear" w:fill="F0F0F0"/>
               </w:rPr>
               <w:t>printf</w:t>
@@ -6861,7 +6800,6 @@
                 <w:spacing w:val="0"/>
                 <w:sz w:val="17"/>
                 <w:szCs w:val="17"/>
-                <w:bdr w:val="none" w:color="auto" w:sz="0" w:space="0"/>
                 <w:shd w:val="clear" w:fill="F0F0F0"/>
               </w:rPr>
               <w:t>BUILD.gn</w:t>
@@ -7306,7 +7244,6 @@
                 <w:spacing w:val="0"/>
                 <w:sz w:val="17"/>
                 <w:szCs w:val="17"/>
-                <w:bdr w:val="none" w:color="auto" w:sz="0" w:space="0"/>
                 <w:shd w:val="clear" w:fill="F0F0F0"/>
               </w:rPr>
               <w:t>1.3981013*(2^n)</w:t>
@@ -8153,8 +8090,6 @@
               </w:rPr>
               <w:t>提供课后复习支持，及时解决学习问题；通过高频错误汇总优化后续教学，帮助学生查漏补缺，巩固学习效果。</w:t>
             </w:r>
-            <w:bookmarkStart w:id="0" w:name="_GoBack"/>
-            <w:bookmarkEnd w:id="0"/>
           </w:p>
         </w:tc>
       </w:tr>
@@ -8295,7 +8230,7 @@
     <w:lsdException w:uiPriority="99" w:name="HTML Acronym"/>
     <w:lsdException w:uiPriority="99" w:name="HTML Address"/>
     <w:lsdException w:uiPriority="99" w:name="HTML Cite"/>
-    <w:lsdException w:uiPriority="99" w:name="HTML Code"/>
+    <w:lsdException w:qFormat="1" w:uiPriority="99" w:name="HTML Code"/>
     <w:lsdException w:uiPriority="99" w:name="HTML Definition"/>
     <w:lsdException w:uiPriority="99" w:name="HTML Keyboard"/>
     <w:lsdException w:uiPriority="99" w:name="HTML Preformatted"/>
@@ -8621,6 +8556,7 @@
     <w:basedOn w:val="9"/>
     <w:semiHidden/>
     <w:unhideWhenUsed/>
+    <w:qFormat/>
     <w:uiPriority w:val="99"/>
     <w:rPr>
       <w:rFonts w:ascii="Courier New" w:hAnsi="Courier New"/>

--- a/01-嵌入式操作系统及应用/01-教案/嵌入式操作系统及应用-21.docx
+++ b/01-嵌入式操作系统及应用/01-教案/嵌入式操作系统及应用-21.docx
@@ -113,7 +113,6 @@
             <w:insideH w:val="single" w:color="auto" w:sz="4" w:space="0"/>
             <w:insideV w:val="single" w:color="auto" w:sz="4" w:space="0"/>
           </w:tblBorders>
-          <w:shd w:val="clear" w:color="auto" w:fill="FFFFFF"/>
           <w:tblCellMar>
             <w:top w:w="0" w:type="dxa"/>
             <w:left w:w="108" w:type="dxa"/>
@@ -237,16 +236,17 @@
             </w:pPr>
             <w:r>
               <w:rPr>
-                <w:rFonts w:ascii="Segoe UI" w:hAnsi="Segoe UI" w:eastAsia="Segoe UI" w:cs="Segoe UI"/>
-                <w:i w:val="0"/>
-                <w:iCs w:val="0"/>
-                <w:caps w:val="0"/>
-                <w:spacing w:val="0"/>
-                <w:sz w:val="16"/>
-                <w:szCs w:val="16"/>
-                <w:shd w:val="clear" w:fill="FBFBFB"/>
-              </w:rPr>
-              <w:t>2025-12-10</w:t>
+                <w:rFonts w:ascii="Noto Sans SC" w:hAnsi="Noto Sans SC" w:eastAsia="Noto Sans SC" w:cs="Noto Sans SC"/>
+                <w:i w:val="0"/>
+                <w:iCs w:val="0"/>
+                <w:caps w:val="0"/>
+                <w:color w:val="000000"/>
+                <w:spacing w:val="0"/>
+                <w:sz w:val="14"/>
+                <w:szCs w:val="14"/>
+                <w:shd w:val="clear" w:fill="FFFFFF"/>
+              </w:rPr>
+              <w:t>2025-12-05</w:t>
             </w:r>
             <w:bookmarkStart w:id="0" w:name="_GoBack"/>
             <w:bookmarkEnd w:id="0"/>
@@ -331,7 +331,16 @@
                 <w:szCs w:val="21"/>
                 <w:lang w:eastAsia="zh-CN"/>
               </w:rPr>
-              <w:t>物联网2411</w:t>
+              <w:t>物联网241</w:t>
+            </w:r>
+            <w:r>
+              <w:rPr>
+                <w:rFonts w:hint="eastAsia" w:ascii="宋体" w:hAnsi="宋体" w:eastAsia="宋体" w:cs="宋体"/>
+                <w:sz w:val="21"/>
+                <w:szCs w:val="21"/>
+                <w:lang w:val="en-US" w:eastAsia="zh-CN"/>
+              </w:rPr>
+              <w:t>2</w:t>
             </w:r>
           </w:p>
         </w:tc>
@@ -406,6 +415,7 @@
             <w:insideH w:val="single" w:color="auto" w:sz="4" w:space="0"/>
             <w:insideV w:val="single" w:color="auto" w:sz="4" w:space="0"/>
           </w:tblBorders>
+          <w:shd w:val="clear" w:color="auto" w:fill="FFFFFF"/>
           <w:tblCellMar>
             <w:top w:w="0" w:type="dxa"/>
             <w:left w:w="108" w:type="dxa"/>
@@ -488,7 +498,6 @@
             <w:insideH w:val="single" w:color="auto" w:sz="4" w:space="0"/>
             <w:insideV w:val="single" w:color="auto" w:sz="4" w:space="0"/>
           </w:tblBorders>
-          <w:shd w:val="clear" w:color="auto" w:fill="FFFFFF"/>
           <w:tblCellMar>
             <w:top w:w="0" w:type="dxa"/>
             <w:left w:w="108" w:type="dxa"/>
@@ -657,7 +666,6 @@
             <w:insideH w:val="single" w:color="auto" w:sz="4" w:space="0"/>
             <w:insideV w:val="single" w:color="auto" w:sz="4" w:space="0"/>
           </w:tblBorders>
-          <w:shd w:val="clear" w:color="auto" w:fill="FFFFFF"/>
           <w:tblCellMar>
             <w:top w:w="0" w:type="dxa"/>
             <w:left w:w="108" w:type="dxa"/>
@@ -1794,7 +1802,6 @@
             <w:insideH w:val="single" w:color="auto" w:sz="4" w:space="0"/>
             <w:insideV w:val="single" w:color="auto" w:sz="4" w:space="0"/>
           </w:tblBorders>
-          <w:shd w:val="clear" w:color="auto" w:fill="FFFFFF"/>
           <w:tblCellMar>
             <w:top w:w="0" w:type="dxa"/>
             <w:left w:w="108" w:type="dxa"/>
@@ -1888,6 +1895,7 @@
             <w:insideH w:val="single" w:color="auto" w:sz="4" w:space="0"/>
             <w:insideV w:val="single" w:color="auto" w:sz="4" w:space="0"/>
           </w:tblBorders>
+          <w:shd w:val="clear" w:color="auto" w:fill="FFFFFF"/>
           <w:tblCellMar>
             <w:top w:w="0" w:type="dxa"/>
             <w:left w:w="108" w:type="dxa"/>
